--- a/Диспетчер аэропорта.docx
+++ b/Диспетчер аэропорта.docx
@@ -117,21 +117,7 @@
         <w:rPr>
           <w:rFonts w:ascii="Times New Roman" w:hAnsi="Times New Roman" w:cs="Times New Roman"/>
         </w:rPr>
-        <w:t xml:space="preserve">прописать класс полос с </w:t>
-      </w:r>
-      <w:proofErr w:type="spellStart"/>
-      <w:r>
-        <w:rPr>
-          <w:rFonts w:ascii="Times New Roman" w:hAnsi="Times New Roman" w:cs="Times New Roman"/>
-        </w:rPr>
-        <w:t>хар-ками</w:t>
-      </w:r>
-      <w:proofErr w:type="spellEnd"/>
-      <w:r>
-        <w:rPr>
-          <w:rFonts w:ascii="Times New Roman" w:hAnsi="Times New Roman" w:cs="Times New Roman"/>
-        </w:rPr>
-        <w:t xml:space="preserve"> длины, направления</w:t>
+        <w:t>прописать класс полос с хар-ками длины, направления</w:t>
       </w:r>
       <w:r>
         <w:rPr>
@@ -155,13 +141,7 @@
         <w:rPr>
           <w:rFonts w:ascii="Times New Roman" w:hAnsi="Times New Roman" w:cs="Times New Roman"/>
         </w:rPr>
-        <w:t>)</w:t>
-      </w:r>
-      <w:r>
-        <w:rPr>
-          <w:rFonts w:ascii="Times New Roman" w:hAnsi="Times New Roman" w:cs="Times New Roman"/>
-        </w:rPr>
-        <w:t xml:space="preserve">, есть </w:t>
+        <w:t xml:space="preserve">), есть </w:t>
       </w:r>
       <w:r>
         <w:rPr>
@@ -236,7 +216,21 @@
         <w:rPr>
           <w:rFonts w:ascii="Times New Roman" w:hAnsi="Times New Roman" w:cs="Times New Roman"/>
         </w:rPr>
-        <w:t xml:space="preserve"> (пассажирский (широкофюзеляжные, узкофюзеляжные, региональные, местные), грузовой (транспортный(?))</w:t>
+        <w:t xml:space="preserve"> (пассажирский (</w:t>
+      </w:r>
+      <w:r>
+        <w:rPr>
+          <w:rFonts w:ascii="Times New Roman" w:hAnsi="Times New Roman" w:cs="Times New Roman"/>
+          <w:b/>
+          <w:bCs/>
+        </w:rPr>
+        <w:t>широкофюзеляжные, узкофюзеляжные, региональные, местные</w:t>
+      </w:r>
+      <w:r>
+        <w:rPr>
+          <w:rFonts w:ascii="Times New Roman" w:hAnsi="Times New Roman" w:cs="Times New Roman"/>
+        </w:rPr>
+        <w:t>), грузовой (транспортный(?))</w:t>
       </w:r>
       <w:r>
         <w:rPr>
@@ -821,21 +815,7 @@
         <w:rPr>
           <w:rFonts w:ascii="Times New Roman" w:hAnsi="Times New Roman" w:cs="Times New Roman"/>
         </w:rPr>
-        <w:t>Каждые 5-10 уровней меняется поле (</w:t>
-      </w:r>
-      <w:proofErr w:type="spellStart"/>
-      <w:r>
-        <w:rPr>
-          <w:rFonts w:ascii="Times New Roman" w:hAnsi="Times New Roman" w:cs="Times New Roman"/>
-        </w:rPr>
-        <w:t>фитча</w:t>
-      </w:r>
-      <w:proofErr w:type="spellEnd"/>
-      <w:r>
-        <w:rPr>
-          <w:rFonts w:ascii="Times New Roman" w:hAnsi="Times New Roman" w:cs="Times New Roman"/>
-        </w:rPr>
-        <w:t xml:space="preserve"> – по возможности)</w:t>
+        <w:t>Каждые 5-10 уровней меняется поле (фитча – по возможности)</w:t>
       </w:r>
     </w:p>
     <w:p>
@@ -1083,7 +1063,7 @@
           <w:noProof/>
         </w:rPr>
         <w:drawing>
-          <wp:inline distT="0" distB="0" distL="0" distR="0" wp14:anchorId="7F51B064" wp14:editId="517579C6">
+          <wp:inline distT="0" distB="0" distL="0" distR="0" wp14:anchorId="7F51B064" wp14:editId="08B8CBE4">
             <wp:extent cx="4137660" cy="2585986"/>
             <wp:effectExtent l="0" t="0" r="0" b="5080"/>
             <wp:docPr id="772946548" name="Рисунок 2" descr="Picture background"/>
@@ -1462,13 +1442,7 @@
         <w:t>&gt;</w:t>
       </w:r>
       <w:r>
-        <w:t xml:space="preserve"> запрашивает посадку. У диспетчера в этот момент открывается карта полос, на которой зеленым выделены те, на которые может сесть самолет (все свободные полосы с указанием длины; у самолета указана необходимая минимальная посадочная трасса), и красным те, на которые сесть нельзя (они заняты/не подходят по размеру </w:t>
-      </w:r>
-      <w:r>
-        <w:t>(?)</w:t>
-      </w:r>
-      <w:r>
-        <w:t>)</w:t>
+        <w:t xml:space="preserve"> запрашивает посадку. У диспетчера в этот момент открывается карта полос, на которой зеленым выделены те, на которые может сесть самолет (все свободные полосы с указанием длины; у самолета указана необходимая минимальная посадочная трасса), и красным те, на которые сесть нельзя (они заняты/не подходят по размеру (?))</w:t>
       </w:r>
     </w:p>
     <w:p>
@@ -1583,11 +1557,9 @@
         </w:rPr>
         <w:t>T</w:t>
       </w:r>
-      <w:proofErr w:type="spellStart"/>
       <w:r>
         <w:t>hrea</w:t>
       </w:r>
-      <w:proofErr w:type="spellEnd"/>
       <w:r>
         <w:rPr>
           <w:lang w:val="en-US"/>
@@ -1662,23 +1634,7 @@
         <w:t xml:space="preserve">Самолет (базовый) (5 (+-) подклассов, </w:t>
       </w:r>
       <w:r>
-        <w:t xml:space="preserve">функция «а-ля </w:t>
-      </w:r>
-      <w:proofErr w:type="spellStart"/>
-      <w:r>
-        <w:t>ворк</w:t>
-      </w:r>
-      <w:proofErr w:type="spellEnd"/>
-      <w:r>
-        <w:t xml:space="preserve">», количество топлива, счетчик кругов (индивидуальный и макс. для каждого типа), длина требуемой </w:t>
-      </w:r>
-      <w:proofErr w:type="spellStart"/>
-      <w:r>
-        <w:t>впп</w:t>
-      </w:r>
-      <w:proofErr w:type="spellEnd"/>
-      <w:r>
-        <w:t xml:space="preserve">, время </w:t>
+        <w:t xml:space="preserve">функция «а-ля ворк», количество топлива, счетчик кругов (индивидуальный и макс. для каждого типа), длина требуемой впп, время </w:t>
       </w:r>
       <w:r>
         <w:rPr>
@@ -1727,15 +1683,7 @@
         <w:t>Поведение</w:t>
       </w:r>
       <w:r>
-        <w:t xml:space="preserve"> (взлет, посадка, заход на круги, трата топлива, «</w:t>
-      </w:r>
-      <w:proofErr w:type="spellStart"/>
-      <w:r>
-        <w:t>ещеЛетит</w:t>
-      </w:r>
-      <w:proofErr w:type="spellEnd"/>
-      <w:r>
-        <w:t>?»)</w:t>
+        <w:t xml:space="preserve"> (взлет, посадка, заход на круги, трата топлива, «ещеЛетит?»)</w:t>
       </w:r>
     </w:p>
     <w:p>
@@ -1779,6 +1727,9 @@
     </w:p>
     <w:p>
       <w:r>
+        <w:rPr>
+          <w:noProof/>
+        </w:rPr>
         <w:drawing>
           <wp:inline distT="0" distB="0" distL="0" distR="0" wp14:anchorId="681AC2F0" wp14:editId="7A17DA5E">
             <wp:extent cx="3604260" cy="3532563"/>
@@ -1874,12 +1825,71 @@
     </w:p>
     <w:p>
       <w:pPr>
+        <w:rPr>
+          <w:lang w:val="en-US"/>
+        </w:rPr>
+      </w:pPr>
+    </w:p>
+    <w:p>
+      <w:r>
+        <w:br w:type="page"/>
+      </w:r>
+    </w:p>
+    <w:p>
+      <w:pPr>
+        <w:rPr>
+          <w:b/>
+          <w:bCs/>
+          <w:sz w:val="28"/>
+          <w:szCs w:val="28"/>
+        </w:rPr>
+      </w:pPr>
+      <w:r>
+        <w:rPr>
+          <w:b/>
+          <w:bCs/>
+          <w:sz w:val="28"/>
+          <w:szCs w:val="28"/>
+        </w:rPr>
+        <w:lastRenderedPageBreak/>
+        <w:t>Дополнения по ходу работы:</w:t>
+      </w:r>
+    </w:p>
+    <w:p>
+      <w:pPr>
         <w:pStyle w:val="a7"/>
         <w:numPr>
           <w:ilvl w:val="0"/>
-          <w:numId w:val="7"/>
-        </w:numPr>
-      </w:pPr>
+          <w:numId w:val="8"/>
+        </w:numPr>
+      </w:pPr>
+      <w:r>
+        <w:t xml:space="preserve">Если самолет прогнали максимальное количество раз вокруг аэропорта, но так и не посадили в игровом аэропорте, то он возвращается в </w:t>
+      </w:r>
+      <w:r>
+        <w:rPr>
+          <w:lang w:val="en-US"/>
+        </w:rPr>
+        <w:t>npc</w:t>
+      </w:r>
+      <w:r>
+        <w:t>-</w:t>
+      </w:r>
+      <w:r>
+        <w:t xml:space="preserve">аэропорт. В такой ситуации есть два выхода: либо самолет падает по пути на </w:t>
+      </w:r>
+      <w:r>
+        <w:rPr>
+          <w:lang w:val="en-US"/>
+        </w:rPr>
+        <w:t>npc</w:t>
+      </w:r>
+      <w:r>
+        <w:t>-</w:t>
+      </w:r>
+      <w:r>
+        <w:t>аэродром, либо долетает до него, но у диспетчера большой штраф</w:t>
+      </w:r>
     </w:p>
     <w:sectPr>
       <w:pgSz w:w="11906" w:h="16838"/>
@@ -2298,6 +2308,95 @@
     </w:lvl>
   </w:abstractNum>
   <w:abstractNum w:abstractNumId="4" w15:restartNumberingAfterBreak="0">
+    <w:nsid w:val="369F27D1"/>
+    <w:multiLevelType w:val="hybridMultilevel"/>
+    <w:tmpl w:val="031A563C"/>
+    <w:lvl w:ilvl="0" w:tplc="0419000F">
+      <w:start w:val="1"/>
+      <w:numFmt w:val="decimal"/>
+      <w:lvlText w:val="%1."/>
+      <w:lvlJc w:val="left"/>
+      <w:pPr>
+        <w:ind w:left="720" w:hanging="360"/>
+      </w:pPr>
+      <w:rPr>
+        <w:rFonts w:hint="default"/>
+      </w:rPr>
+    </w:lvl>
+    <w:lvl w:ilvl="1" w:tplc="04190019" w:tentative="1">
+      <w:start w:val="1"/>
+      <w:numFmt w:val="lowerLetter"/>
+      <w:lvlText w:val="%2."/>
+      <w:lvlJc w:val="left"/>
+      <w:pPr>
+        <w:ind w:left="1440" w:hanging="360"/>
+      </w:pPr>
+    </w:lvl>
+    <w:lvl w:ilvl="2" w:tplc="0419001B" w:tentative="1">
+      <w:start w:val="1"/>
+      <w:numFmt w:val="lowerRoman"/>
+      <w:lvlText w:val="%3."/>
+      <w:lvlJc w:val="right"/>
+      <w:pPr>
+        <w:ind w:left="2160" w:hanging="180"/>
+      </w:pPr>
+    </w:lvl>
+    <w:lvl w:ilvl="3" w:tplc="0419000F" w:tentative="1">
+      <w:start w:val="1"/>
+      <w:numFmt w:val="decimal"/>
+      <w:lvlText w:val="%4."/>
+      <w:lvlJc w:val="left"/>
+      <w:pPr>
+        <w:ind w:left="2880" w:hanging="360"/>
+      </w:pPr>
+    </w:lvl>
+    <w:lvl w:ilvl="4" w:tplc="04190019" w:tentative="1">
+      <w:start w:val="1"/>
+      <w:numFmt w:val="lowerLetter"/>
+      <w:lvlText w:val="%5."/>
+      <w:lvlJc w:val="left"/>
+      <w:pPr>
+        <w:ind w:left="3600" w:hanging="360"/>
+      </w:pPr>
+    </w:lvl>
+    <w:lvl w:ilvl="5" w:tplc="0419001B" w:tentative="1">
+      <w:start w:val="1"/>
+      <w:numFmt w:val="lowerRoman"/>
+      <w:lvlText w:val="%6."/>
+      <w:lvlJc w:val="right"/>
+      <w:pPr>
+        <w:ind w:left="4320" w:hanging="180"/>
+      </w:pPr>
+    </w:lvl>
+    <w:lvl w:ilvl="6" w:tplc="0419000F" w:tentative="1">
+      <w:start w:val="1"/>
+      <w:numFmt w:val="decimal"/>
+      <w:lvlText w:val="%7."/>
+      <w:lvlJc w:val="left"/>
+      <w:pPr>
+        <w:ind w:left="5040" w:hanging="360"/>
+      </w:pPr>
+    </w:lvl>
+    <w:lvl w:ilvl="7" w:tplc="04190019" w:tentative="1">
+      <w:start w:val="1"/>
+      <w:numFmt w:val="lowerLetter"/>
+      <w:lvlText w:val="%8."/>
+      <w:lvlJc w:val="left"/>
+      <w:pPr>
+        <w:ind w:left="5760" w:hanging="360"/>
+      </w:pPr>
+    </w:lvl>
+    <w:lvl w:ilvl="8" w:tplc="0419001B" w:tentative="1">
+      <w:start w:val="1"/>
+      <w:numFmt w:val="lowerRoman"/>
+      <w:lvlText w:val="%9."/>
+      <w:lvlJc w:val="right"/>
+      <w:pPr>
+        <w:ind w:left="6480" w:hanging="180"/>
+      </w:pPr>
+    </w:lvl>
+  </w:abstractNum>
+  <w:abstractNum w:abstractNumId="5" w15:restartNumberingAfterBreak="0">
     <w:nsid w:val="57B214C3"/>
     <w:multiLevelType w:val="multilevel"/>
     <w:tmpl w:val="0419001F"/>
@@ -2383,7 +2482,7 @@
       </w:pPr>
     </w:lvl>
   </w:abstractNum>
-  <w:abstractNum w:abstractNumId="5" w15:restartNumberingAfterBreak="0">
+  <w:abstractNum w:abstractNumId="6" w15:restartNumberingAfterBreak="0">
     <w:nsid w:val="5A6D614B"/>
     <w:multiLevelType w:val="hybridMultilevel"/>
     <w:tmpl w:val="26724CF6"/>
@@ -2496,7 +2595,7 @@
       </w:rPr>
     </w:lvl>
   </w:abstractNum>
-  <w:abstractNum w:abstractNumId="6" w15:restartNumberingAfterBreak="0">
+  <w:abstractNum w:abstractNumId="7" w15:restartNumberingAfterBreak="0">
     <w:nsid w:val="7CF107CD"/>
     <w:multiLevelType w:val="hybridMultilevel"/>
     <w:tmpl w:val="059A2920"/>
@@ -2613,22 +2712,25 @@
     <w:abstractNumId w:val="1"/>
   </w:num>
   <w:num w:numId="2" w16cid:durableId="998340145">
-    <w:abstractNumId w:val="5"/>
+    <w:abstractNumId w:val="6"/>
   </w:num>
   <w:num w:numId="3" w16cid:durableId="2031491845">
-    <w:abstractNumId w:val="4"/>
+    <w:abstractNumId w:val="5"/>
   </w:num>
   <w:num w:numId="4" w16cid:durableId="2002005007">
     <w:abstractNumId w:val="3"/>
   </w:num>
   <w:num w:numId="5" w16cid:durableId="1321932627">
-    <w:abstractNumId w:val="6"/>
+    <w:abstractNumId w:val="7"/>
   </w:num>
   <w:num w:numId="6" w16cid:durableId="1724208436">
     <w:abstractNumId w:val="2"/>
   </w:num>
   <w:num w:numId="7" w16cid:durableId="836503920">
     <w:abstractNumId w:val="0"/>
+  </w:num>
+  <w:num w:numId="8" w16cid:durableId="1514298166">
+    <w:abstractNumId w:val="4"/>
   </w:num>
 </w:numbering>
 </file>
@@ -3236,6 +3338,7 @@
   <w:style w:type="character" w:default="1" w:styleId="a0">
     <w:name w:val="Default Paragraph Font"/>
     <w:uiPriority w:val="1"/>
+    <w:semiHidden/>
     <w:unhideWhenUsed/>
   </w:style>
   <w:style w:type="table" w:default="1" w:styleId="a1">
